--- a/A_QGIS_Workflow/Supplemetary_Material_A.docx
+++ b/A_QGIS_Workflow/Supplemetary_Material_A.docx
@@ -9410,15 +9410,14 @@
     </w:p>
     <w:p>
       <w:pPr>
-        <w:pStyle w:val="Naslov2"/>
-        <w:rPr>
-          <w:rFonts w:eastAsia="Times New Roman"/>
+        <w:rPr>
           <w:bCs/>
-        </w:rPr>
-      </w:pPr>
-      <w:r>
-        <w:rPr>
-          <w:rFonts w:eastAsia="Times New Roman"/>
+          <w:lang w:val="en-GB"/>
+        </w:rPr>
+      </w:pPr>
+      <w:r>
+        <w:rPr>
+          <w:lang w:val="en-GB"/>
         </w:rPr>
         <w:t>The complete workflow was implemented separately for two seasonal scenarios:</w:t>
       </w:r>
@@ -9538,14 +9537,6 @@
           <w:szCs w:val="24"/>
         </w:rPr>
         <w:t>Zonal Statistics</w:t>
-      </w:r>
-    </w:p>
-    <w:p>
-      <w:pPr>
-        <w:pStyle w:val="parameter"/>
-      </w:pPr>
-      <w:r>
-        <w:t>Parameters</w:t>
       </w:r>
     </w:p>
     <w:tbl>
@@ -9556,7 +9547,7 @@
       </w:tblPr>
       <w:tblGrid>
         <w:gridCol w:w="1263"/>
-        <w:gridCol w:w="3203"/>
+        <w:gridCol w:w="3913"/>
       </w:tblGrid>
       <w:tr>
         <w:tc>
@@ -9629,17 +9620,16 @@
                 <w:lang w:val="en-GB"/>
               </w:rPr>
             </w:pPr>
-            <w:proofErr w:type="spellStart"/>
-            <w:r>
-              <w:rPr>
-                <w:rStyle w:val="Naglaeno"/>
-                <w:rFonts w:ascii="Times New Roman" w:hAnsi="Times New Roman"/>
-                <w:sz w:val="24"/>
-                <w:lang w:val="en-GB"/>
-              </w:rPr>
-              <w:t>Zonal_Statistics_Bathymetry</w:t>
-            </w:r>
-            <w:proofErr w:type="spellEnd"/>
+            <w:r>
+              <w:rPr>
+                <w:rStyle w:val="HTML-kod"/>
+                <w:b/>
+                <w:sz w:val="22"/>
+                <w:szCs w:val="22"/>
+                <w:lang w:val="en-GB"/>
+              </w:rPr>
+              <w:t>depth_adr_nat_grid_1000.gpkg</w:t>
+            </w:r>
           </w:p>
         </w:tc>
       </w:tr>
@@ -9672,32 +9662,46 @@
             <w:pPr>
               <w:pStyle w:val="StandardWeb"/>
               <w:rPr>
-                <w:lang w:val="en-GB"/>
-              </w:rPr>
-            </w:pPr>
-            <w:r>
-              <w:rPr>
+                <w:rFonts w:ascii="Courier New" w:hAnsi="Courier New" w:cs="Courier New"/>
+                <w:lang w:val="en-GB"/>
+              </w:rPr>
+            </w:pPr>
+            <w:proofErr w:type="spellStart"/>
+            <w:r>
+              <w:rPr>
+                <w:rFonts w:ascii="Courier New" w:hAnsi="Courier New" w:cs="Courier New"/>
                 <w:lang w:val="en-GB"/>
               </w:rPr>
               <w:t>Traffic_</w:t>
             </w:r>
             <w:r>
               <w:rPr>
+                <w:rFonts w:ascii="Courier New" w:hAnsi="Courier New" w:cs="Courier New"/>
                 <w:lang w:val="en-GB"/>
               </w:rPr>
               <w:t>summer_</w:t>
             </w:r>
             <w:r>
               <w:rPr>
-                <w:lang w:val="en-GB"/>
-              </w:rPr>
-              <w:t>3035</w:t>
-            </w:r>
-            <w:r>
-              <w:rPr>
-                <w:lang w:val="en-GB"/>
-              </w:rPr>
-              <w:t xml:space="preserve">.tif </w:t>
+                <w:rFonts w:ascii="Courier New" w:hAnsi="Courier New" w:cs="Courier New"/>
+                <w:lang w:val="en-GB"/>
+              </w:rPr>
+              <w:t>mean</w:t>
+            </w:r>
+            <w:r>
+              <w:rPr>
+                <w:rFonts w:ascii="Courier New" w:hAnsi="Courier New" w:cs="Courier New"/>
+                <w:lang w:val="en-GB"/>
+              </w:rPr>
+              <w:t>.tif</w:t>
+            </w:r>
+            <w:proofErr w:type="spellEnd"/>
+            <w:r>
+              <w:rPr>
+                <w:rFonts w:ascii="Courier New" w:hAnsi="Courier New" w:cs="Courier New"/>
+                <w:lang w:val="en-GB"/>
+              </w:rPr>
+              <w:t xml:space="preserve"> </w:t>
             </w:r>
           </w:p>
         </w:tc>
@@ -9861,6 +9865,17 @@
     </w:p>
     <w:p>
       <w:pPr>
+        <w:pStyle w:val="Output"/>
+        <w:rPr>
+          <w:rStyle w:val="HTML-kod"/>
+          <w:rFonts w:ascii="Times New Roman" w:hAnsi="Times New Roman" w:cs="Times New Roman"/>
+          <w:sz w:val="24"/>
+          <w:szCs w:val="24"/>
+        </w:rPr>
+      </w:pPr>
+    </w:p>
+    <w:p>
+      <w:pPr>
         <w:pStyle w:val="step"/>
       </w:pPr>
       <w:r>
@@ -9876,6 +9891,7 @@
     <w:p>
       <w:pPr>
         <w:rPr>
+          <w:b/>
           <w:sz w:val="27"/>
           <w:szCs w:val="27"/>
           <w:lang w:val="en-GB"/>
@@ -9883,6 +9899,7 @@
       </w:pPr>
       <w:r>
         <w:rPr>
+          <w:b/>
           <w:lang w:val="en-GB"/>
         </w:rPr>
         <w:t>Field Calculator</w:t>
@@ -10079,6 +10096,16 @@
     </w:p>
     <w:p>
       <w:pPr>
+        <w:pStyle w:val="HTMLunaprijedoblikovano"/>
+        <w:rPr>
+          <w:rStyle w:val="HTML-kod"/>
+          <w:rFonts w:ascii="Times New Roman" w:hAnsi="Times New Roman" w:cs="Times New Roman"/>
+          <w:lang w:val="en-GB"/>
+        </w:rPr>
+      </w:pPr>
+    </w:p>
+    <w:p>
+      <w:pPr>
         <w:pStyle w:val="step"/>
       </w:pPr>
       <w:r>
@@ -10094,6 +10121,7 @@
     <w:p>
       <w:pPr>
         <w:rPr>
+          <w:b/>
           <w:sz w:val="27"/>
           <w:szCs w:val="27"/>
           <w:lang w:val="en-GB"/>
@@ -10101,6 +10129,7 @@
       </w:pPr>
       <w:r>
         <w:rPr>
+          <w:b/>
           <w:lang w:val="en-GB"/>
         </w:rPr>
         <w:t>Field Calculator</w:t>
@@ -10300,11 +10329,298 @@
         <w:pStyle w:val="step"/>
       </w:pPr>
       <w:r>
+        <w:t>Step 18. Repeat traffic processing for the winter scenario</w:t>
+      </w:r>
+    </w:p>
+    <w:p>
+      <w:pPr>
+        <w:pStyle w:val="StandardWeb"/>
+        <w:rPr>
+          <w:lang w:val="en-GB"/>
+        </w:rPr>
+      </w:pPr>
+      <w:r>
+        <w:rPr>
+          <w:lang w:val="en-GB"/>
+        </w:rPr>
+        <w:t>The same procedure</w:t>
+      </w:r>
+      <w:r>
+        <w:rPr>
+          <w:lang w:val="en-GB"/>
+        </w:rPr>
+        <w:t xml:space="preserve"> (Step 15- Step 17) </w:t>
+      </w:r>
+      <w:r>
+        <w:rPr>
+          <w:lang w:val="en-GB"/>
+        </w:rPr>
+        <w:t>was repeated using the winter AIS-derived vessel-density raster.</w:t>
+      </w:r>
+    </w:p>
+    <w:p>
+      <w:pPr>
+        <w:pStyle w:val="step"/>
+      </w:pPr>
+      <w:r>
+        <w:t>Step 19. Determine pooled minimum and maximum traffic values</w:t>
+      </w:r>
+    </w:p>
+    <w:p>
+      <w:pPr>
+        <w:rPr>
+          <w:lang w:val="en-GB"/>
+        </w:rPr>
+      </w:pPr>
+      <w:r>
+        <w:rPr>
+          <w:lang w:val="en-GB"/>
+        </w:rPr>
+        <w:t xml:space="preserve">To enable direct comparison between summer and winter, the minimum and maximum values used for normalization were derived from the </w:t>
+      </w:r>
+      <w:r>
+        <w:rPr>
+          <w:rStyle w:val="Naglaeno"/>
+          <w:rFonts w:ascii="Times New Roman" w:hAnsi="Times New Roman"/>
+          <w:sz w:val="24"/>
+          <w:lang w:val="en-GB"/>
+        </w:rPr>
+        <w:t xml:space="preserve">combined summer and winter </w:t>
+      </w:r>
+      <w:proofErr w:type="spellStart"/>
+      <w:r>
+        <w:rPr>
+          <w:rStyle w:val="HTML-kod"/>
+          <w:rFonts w:ascii="Times New Roman" w:eastAsiaTheme="majorEastAsia" w:hAnsi="Times New Roman" w:cs="Times New Roman"/>
+          <w:b/>
+          <w:bCs/>
+          <w:sz w:val="24"/>
+          <w:szCs w:val="24"/>
+          <w:lang w:val="en-GB"/>
+        </w:rPr>
+        <w:t>tr_log</w:t>
+      </w:r>
+      <w:proofErr w:type="spellEnd"/>
+      <w:r>
+        <w:rPr>
+          <w:rStyle w:val="Naglaeno"/>
+          <w:rFonts w:ascii="Times New Roman" w:hAnsi="Times New Roman"/>
+          <w:sz w:val="24"/>
+          <w:lang w:val="en-GB"/>
+        </w:rPr>
+        <w:t xml:space="preserve"> values across the full Adriatic analytical grid</w:t>
+      </w:r>
+      <w:r>
+        <w:rPr>
+          <w:lang w:val="en-GB"/>
+        </w:rPr>
+        <w:t>.</w:t>
+      </w:r>
+    </w:p>
+    <w:p>
+      <w:pPr>
+        <w:rPr>
+          <w:lang w:val="en-GB"/>
+        </w:rPr>
+      </w:pPr>
+      <w:r>
+        <w:rPr>
+          <w:lang w:val="en-GB"/>
+        </w:rPr>
+        <w:t xml:space="preserve">The pooled </w:t>
+      </w:r>
+      <w:r>
+        <w:rPr>
+          <w:rFonts w:ascii="Courier New" w:hAnsi="Courier New" w:cs="Courier New"/>
+          <w:b/>
+          <w:lang w:val="en-GB"/>
+        </w:rPr>
+        <w:t>minimum</w:t>
+      </w:r>
+      <w:r>
+        <w:rPr>
+          <w:lang w:val="en-GB"/>
+        </w:rPr>
+        <w:t xml:space="preserve"> log-transformed value was:</w:t>
+      </w:r>
+      <w:r>
+        <w:rPr>
+          <w:lang w:val="en-GB"/>
+        </w:rPr>
+        <w:t xml:space="preserve"> </w:t>
+      </w:r>
+      <w:r>
+        <w:rPr>
+          <w:rStyle w:val="Naglaeno"/>
+          <w:rFonts w:ascii="Times New Roman" w:hAnsi="Times New Roman"/>
+          <w:sz w:val="24"/>
+          <w:lang w:val="en-GB"/>
+        </w:rPr>
+        <w:t>0</w:t>
+      </w:r>
+    </w:p>
+    <w:p>
+      <w:pPr>
+        <w:rPr>
+          <w:lang w:val="en-GB"/>
+        </w:rPr>
+      </w:pPr>
+      <w:r>
+        <w:rPr>
+          <w:lang w:val="en-GB"/>
+        </w:rPr>
+        <w:t xml:space="preserve">The pooled </w:t>
+      </w:r>
+      <w:r>
+        <w:rPr>
+          <w:rFonts w:ascii="Courier New" w:hAnsi="Courier New" w:cs="Courier New"/>
+          <w:b/>
+          <w:lang w:val="en-GB"/>
+        </w:rPr>
+        <w:t>maximum</w:t>
+      </w:r>
+      <w:r>
+        <w:rPr>
+          <w:lang w:val="en-GB"/>
+        </w:rPr>
+        <w:t xml:space="preserve"> log-transformed value was:</w:t>
+      </w:r>
+      <w:r>
+        <w:rPr>
+          <w:lang w:val="en-GB"/>
+        </w:rPr>
+        <w:t xml:space="preserve"> </w:t>
+      </w:r>
+      <w:r>
+        <w:rPr>
+          <w:rStyle w:val="Naglaeno"/>
+          <w:rFonts w:ascii="Times New Roman" w:hAnsi="Times New Roman"/>
+          <w:sz w:val="24"/>
+          <w:lang w:val="en-GB"/>
+        </w:rPr>
+        <w:t>3.80785191</w:t>
+      </w:r>
+      <w:r>
+        <w:rPr>
+          <w:rStyle w:val="Naglaeno"/>
+          <w:rFonts w:ascii="Times New Roman" w:hAnsi="Times New Roman"/>
+          <w:sz w:val="24"/>
+          <w:lang w:val="en-GB"/>
+        </w:rPr>
+        <w:t>,</w:t>
+      </w:r>
+    </w:p>
+    <w:p>
+      <w:pPr>
+        <w:rPr>
+          <w:lang w:val="en-GB"/>
+        </w:rPr>
+      </w:pPr>
+      <w:r>
+        <w:rPr>
+          <w:lang w:val="en-GB"/>
+        </w:rPr>
+        <w:t>corresponding to the maximum summer traffic-density value of:</w:t>
+      </w:r>
+      <w:r>
+        <w:rPr>
+          <w:lang w:val="en-GB"/>
+        </w:rPr>
+        <w:t xml:space="preserve"> </w:t>
+      </w:r>
+      <w:r>
+        <w:rPr>
+          <w:rStyle w:val="Naglaeno"/>
+          <w:rFonts w:ascii="Times New Roman" w:hAnsi="Times New Roman"/>
+          <w:sz w:val="24"/>
+          <w:lang w:val="en-GB"/>
+        </w:rPr>
+        <w:t xml:space="preserve">6423.686059 </w:t>
+      </w:r>
+      <w:r>
+        <w:rPr>
+          <w:rStyle w:val="Naglaeno"/>
+          <w:rFonts w:ascii="Times New Roman" w:hAnsi="Times New Roman"/>
+          <w:b w:val="0"/>
+          <w:sz w:val="24"/>
+          <w:lang w:val="en-GB"/>
+        </w:rPr>
+        <w:t>h</w:t>
+      </w:r>
+      <w:r>
+        <w:rPr>
+          <w:rStyle w:val="Naglaeno"/>
+          <w:rFonts w:ascii="Times New Roman" w:hAnsi="Times New Roman"/>
+          <w:b w:val="0"/>
+          <w:sz w:val="24"/>
+          <w:lang w:val="en-GB"/>
+        </w:rPr>
+        <w:t>/</w:t>
+      </w:r>
+      <w:r>
+        <w:rPr>
+          <w:rStyle w:val="Naglaeno"/>
+          <w:rFonts w:ascii="Times New Roman" w:hAnsi="Times New Roman"/>
+          <w:b w:val="0"/>
+          <w:sz w:val="24"/>
+          <w:lang w:val="en-GB"/>
+        </w:rPr>
+        <w:t>km²</w:t>
+      </w:r>
+      <w:r>
+        <w:rPr>
+          <w:rStyle w:val="Naglaeno"/>
+          <w:rFonts w:ascii="Times New Roman" w:hAnsi="Times New Roman"/>
+          <w:b w:val="0"/>
+          <w:sz w:val="24"/>
+          <w:lang w:val="en-GB"/>
+        </w:rPr>
+        <w:t>/</w:t>
+      </w:r>
+      <w:r>
+        <w:rPr>
+          <w:rStyle w:val="Naglaeno"/>
+          <w:rFonts w:ascii="Times New Roman" w:hAnsi="Times New Roman"/>
+          <w:b w:val="0"/>
+          <w:sz w:val="24"/>
+          <w:lang w:val="en-GB"/>
+        </w:rPr>
+        <w:t>month</w:t>
+      </w:r>
+    </w:p>
+    <w:p>
+      <w:pPr>
+        <w:rPr>
+          <w:lang w:val="en-GB"/>
+        </w:rPr>
+      </w:pPr>
+      <w:r>
+        <w:rPr>
+          <w:lang w:val="en-GB"/>
+        </w:rPr>
+        <w:t>The same pooled minimum and maximum values were subsequently applied to both seasonal datasets.</w:t>
+      </w:r>
+    </w:p>
+    <w:p>
+      <w:pPr>
+        <w:pStyle w:val="HTMLunaprijedoblikovano"/>
+        <w:rPr>
+          <w:rStyle w:val="HTML-kod"/>
+          <w:rFonts w:ascii="Times New Roman" w:hAnsi="Times New Roman" w:cs="Times New Roman"/>
+          <w:lang w:val="en-GB"/>
+        </w:rPr>
+      </w:pPr>
+    </w:p>
+    <w:p>
+      <w:pPr>
+        <w:pStyle w:val="step"/>
+      </w:pPr>
+      <w:r>
         <w:lastRenderedPageBreak/>
-        <w:t>Step 1</w:t>
-      </w:r>
-      <w:r>
-        <w:t>8</w:t>
+        <w:t xml:space="preserve">Step </w:t>
+      </w:r>
+      <w:r>
+        <w:t>20</w:t>
       </w:r>
       <w:r>
         <w:t>. Min–max normalisation</w:t>
@@ -10313,6 +10629,7 @@
     <w:p>
       <w:pPr>
         <w:rPr>
+          <w:b/>
           <w:sz w:val="27"/>
           <w:szCs w:val="27"/>
           <w:lang w:val="en-GB"/>
@@ -10320,6 +10637,7 @@
       </w:pPr>
       <w:r>
         <w:rPr>
+          <w:b/>
           <w:lang w:val="en-GB"/>
         </w:rPr>
         <w:t>Field Calculator</w:t>
@@ -10522,16 +10840,6 @@
     </w:tbl>
     <w:p>
       <w:pPr>
-        <w:pStyle w:val="HTMLunaprijedoblikovano"/>
-        <w:rPr>
-          <w:rStyle w:val="HTML-kod"/>
-          <w:rFonts w:ascii="Times New Roman" w:hAnsi="Times New Roman" w:cs="Times New Roman"/>
-          <w:lang w:val="en-GB"/>
-        </w:rPr>
-      </w:pPr>
-    </w:p>
-    <w:p>
-      <w:pPr>
         <w:pStyle w:val="StandardWeb"/>
         <w:rPr>
           <w:lang w:val="en-GB"/>
@@ -10546,6 +10854,16 @@
     </w:p>
     <w:p>
       <w:pPr>
+        <w:pStyle w:val="StandardWeb"/>
+        <w:rPr>
+          <w:lang w:val="en-GB"/>
+        </w:rPr>
+      </w:pPr>
+      <w:bookmarkStart w:id="1" w:name="_GoBack"/>
+      <w:bookmarkEnd w:id="1"/>
+    </w:p>
+    <w:p>
+      <w:pPr>
         <w:pStyle w:val="Naslov2"/>
       </w:pPr>
       <w:r>
@@ -10557,10 +10875,10 @@
         <w:pStyle w:val="step"/>
       </w:pPr>
       <w:r>
-        <w:t>Step 1</w:t>
-      </w:r>
-      <w:r>
-        <w:t>9</w:t>
+        <w:t xml:space="preserve">Step </w:t>
+      </w:r>
+      <w:r>
+        <w:t>21</w:t>
       </w:r>
       <w:r>
         <w:t>. Combine traffic and bathymetry</w:t>
@@ -10822,7 +11140,13 @@
         <w:pStyle w:val="step"/>
       </w:pPr>
       <w:r>
-        <w:t>Step 20. Classify CEI</w:t>
+        <w:t xml:space="preserve">Step </w:t>
+      </w:r>
+      <w:r>
+        <w:t>22</w:t>
+      </w:r>
+      <w:r>
+        <w:t>. Classify CEI</w:t>
       </w:r>
     </w:p>
     <w:p>
@@ -10964,6 +11288,7 @@
     <w:p>
       <w:pPr>
         <w:rPr>
+          <w:b/>
           <w:sz w:val="27"/>
           <w:szCs w:val="27"/>
           <w:lang w:val="en-GB"/>
@@ -10971,6 +11296,7 @@
       </w:pPr>
       <w:r>
         <w:rPr>
+          <w:b/>
           <w:lang w:val="en-GB"/>
         </w:rPr>
         <w:t>Field Calculator</w:t>
@@ -10978,481 +11304,185 @@
     </w:p>
     <w:p>
       <w:pPr>
-        <w:pStyle w:val="StandardWeb"/>
-        <w:rPr>
-          <w:rStyle w:val="HTML-kod"/>
-          <w:rFonts w:ascii="Times New Roman" w:eastAsiaTheme="majorEastAsia" w:hAnsi="Times New Roman" w:cs="Times New Roman"/>
-          <w:sz w:val="24"/>
-          <w:szCs w:val="24"/>
-          <w:lang w:val="en-GB"/>
-        </w:rPr>
-      </w:pPr>
-      <w:r>
-        <w:rPr>
-          <w:rStyle w:val="HTML-kod"/>
-          <w:rFonts w:ascii="Times New Roman" w:eastAsiaTheme="majorEastAsia" w:hAnsi="Times New Roman" w:cs="Times New Roman"/>
-          <w:sz w:val="24"/>
-          <w:szCs w:val="24"/>
-          <w:lang w:val="en-GB"/>
-        </w:rPr>
+        <w:pStyle w:val="postupakQGIS"/>
+        <w:pBdr>
+          <w:left w:val="single" w:sz="18" w:space="4" w:color="0070C0"/>
+        </w:pBdr>
+        <w:ind w:left="567"/>
+      </w:pPr>
+      <w:r>
         <w:t>CASE</w:t>
       </w:r>
     </w:p>
     <w:p>
       <w:pPr>
-        <w:pStyle w:val="StandardWeb"/>
-        <w:rPr>
-          <w:rStyle w:val="HTML-kod"/>
-          <w:rFonts w:ascii="Times New Roman" w:eastAsiaTheme="majorEastAsia" w:hAnsi="Times New Roman" w:cs="Times New Roman"/>
-          <w:sz w:val="24"/>
-          <w:szCs w:val="24"/>
-          <w:lang w:val="en-GB"/>
-        </w:rPr>
+        <w:pStyle w:val="postupakQGIS"/>
+        <w:pBdr>
+          <w:left w:val="single" w:sz="18" w:space="4" w:color="0070C0"/>
+        </w:pBdr>
+        <w:ind w:left="567"/>
       </w:pPr>
       <w:proofErr w:type="gramStart"/>
       <w:r>
-        <w:rPr>
-          <w:rStyle w:val="HTML-kod"/>
-          <w:rFonts w:ascii="Times New Roman" w:eastAsiaTheme="majorEastAsia" w:hAnsi="Times New Roman" w:cs="Times New Roman"/>
-          <w:sz w:val="24"/>
-          <w:szCs w:val="24"/>
-          <w:lang w:val="en-GB"/>
-        </w:rPr>
         <w:t>WHEN  "</w:t>
       </w:r>
       <w:proofErr w:type="gramEnd"/>
       <w:r>
-        <w:rPr>
-          <w:rStyle w:val="HTML-kod"/>
-          <w:rFonts w:ascii="Times New Roman" w:eastAsiaTheme="majorEastAsia" w:hAnsi="Times New Roman" w:cs="Times New Roman"/>
-          <w:sz w:val="24"/>
-          <w:szCs w:val="24"/>
-          <w:lang w:val="en-GB"/>
-        </w:rPr>
-        <w:t>CEI"  = 0 THEN 'No Risk'</w:t>
-      </w:r>
-    </w:p>
-    <w:p>
-      <w:pPr>
-        <w:pStyle w:val="StandardWeb"/>
-        <w:rPr>
-          <w:rStyle w:val="HTML-kod"/>
-          <w:rFonts w:ascii="Times New Roman" w:eastAsiaTheme="majorEastAsia" w:hAnsi="Times New Roman" w:cs="Times New Roman"/>
-          <w:sz w:val="24"/>
-          <w:szCs w:val="24"/>
-          <w:lang w:val="en-GB"/>
-        </w:rPr>
+        <w:t xml:space="preserve">CEI"  = 0 THEN 'No </w:t>
+      </w:r>
+      <w:r>
+        <w:t>Exposure</w:t>
+      </w:r>
+      <w:r>
+        <w:t>'</w:t>
+      </w:r>
+    </w:p>
+    <w:p>
+      <w:pPr>
+        <w:pStyle w:val="postupakQGIS"/>
+        <w:pBdr>
+          <w:left w:val="single" w:sz="18" w:space="4" w:color="0070C0"/>
+        </w:pBdr>
+        <w:ind w:left="567"/>
       </w:pPr>
       <w:proofErr w:type="gramStart"/>
       <w:r>
-        <w:rPr>
-          <w:rStyle w:val="HTML-kod"/>
-          <w:rFonts w:ascii="Times New Roman" w:eastAsiaTheme="majorEastAsia" w:hAnsi="Times New Roman" w:cs="Times New Roman"/>
-          <w:sz w:val="24"/>
-          <w:szCs w:val="24"/>
-          <w:lang w:val="en-GB"/>
-        </w:rPr>
         <w:lastRenderedPageBreak/>
         <w:t>WHEN  "</w:t>
       </w:r>
       <w:proofErr w:type="gramEnd"/>
       <w:r>
-        <w:rPr>
-          <w:rStyle w:val="HTML-kod"/>
-          <w:rFonts w:ascii="Times New Roman" w:eastAsiaTheme="majorEastAsia" w:hAnsi="Times New Roman" w:cs="Times New Roman"/>
-          <w:sz w:val="24"/>
-          <w:szCs w:val="24"/>
-          <w:lang w:val="en-GB"/>
-        </w:rPr>
         <w:t>CEI"  &gt;0</w:t>
       </w:r>
     </w:p>
     <w:p>
       <w:pPr>
+        <w:pStyle w:val="postupakQGIS"/>
+        <w:pBdr>
+          <w:left w:val="single" w:sz="18" w:space="4" w:color="0070C0"/>
+        </w:pBdr>
+        <w:ind w:left="567"/>
+      </w:pPr>
+      <w:proofErr w:type="gramStart"/>
+      <w:r>
+        <w:t>AND  "</w:t>
+      </w:r>
+      <w:proofErr w:type="gramEnd"/>
+      <w:r>
+        <w:t>CEI"  &lt;=0.25 THEN 'Low'</w:t>
+      </w:r>
+    </w:p>
+    <w:p>
+      <w:pPr>
+        <w:pStyle w:val="postupakQGIS"/>
+        <w:pBdr>
+          <w:left w:val="single" w:sz="18" w:space="4" w:color="0070C0"/>
+        </w:pBdr>
+        <w:ind w:left="567"/>
+      </w:pPr>
+      <w:proofErr w:type="gramStart"/>
+      <w:r>
+        <w:t>WHEN  "</w:t>
+      </w:r>
+      <w:proofErr w:type="gramEnd"/>
+      <w:r>
+        <w:t>CEI"  &gt;0.25</w:t>
+      </w:r>
+    </w:p>
+    <w:p>
+      <w:pPr>
+        <w:pStyle w:val="postupakQGIS"/>
+        <w:pBdr>
+          <w:left w:val="single" w:sz="18" w:space="4" w:color="0070C0"/>
+        </w:pBdr>
+        <w:ind w:left="567"/>
+      </w:pPr>
+      <w:proofErr w:type="gramStart"/>
+      <w:r>
+        <w:t>AND  "</w:t>
+      </w:r>
+      <w:proofErr w:type="gramEnd"/>
+      <w:r>
+        <w:t>CEI"  &lt;=0.50 THEN 'Moderate'</w:t>
+      </w:r>
+    </w:p>
+    <w:p>
+      <w:pPr>
+        <w:pStyle w:val="postupakQGIS"/>
+        <w:pBdr>
+          <w:left w:val="single" w:sz="18" w:space="4" w:color="0070C0"/>
+        </w:pBdr>
+        <w:ind w:left="567"/>
+      </w:pPr>
+      <w:proofErr w:type="gramStart"/>
+      <w:r>
+        <w:t>WHEN  "</w:t>
+      </w:r>
+      <w:proofErr w:type="gramEnd"/>
+      <w:r>
+        <w:t>CEI"  &gt;0.50</w:t>
+      </w:r>
+    </w:p>
+    <w:p>
+      <w:pPr>
+        <w:pStyle w:val="postupakQGIS"/>
+        <w:pBdr>
+          <w:left w:val="single" w:sz="18" w:space="4" w:color="0070C0"/>
+        </w:pBdr>
+        <w:ind w:left="567"/>
+      </w:pPr>
+      <w:proofErr w:type="gramStart"/>
+      <w:r>
+        <w:t>AND  "</w:t>
+      </w:r>
+      <w:proofErr w:type="gramEnd"/>
+      <w:r>
+        <w:t>CEI" &lt;0.75 THEN 'High'</w:t>
+      </w:r>
+    </w:p>
+    <w:p>
+      <w:pPr>
+        <w:pStyle w:val="postupakQGIS"/>
+        <w:pBdr>
+          <w:left w:val="single" w:sz="18" w:space="4" w:color="0070C0"/>
+        </w:pBdr>
+        <w:ind w:left="567"/>
+      </w:pPr>
+      <w:proofErr w:type="gramStart"/>
+      <w:r>
+        <w:t>WHEN  "</w:t>
+      </w:r>
+      <w:proofErr w:type="gramEnd"/>
+      <w:r>
+        <w:t>CEI"  &gt;=0.75 THEN 'Critical'</w:t>
+      </w:r>
+    </w:p>
+    <w:p>
+      <w:pPr>
+        <w:pStyle w:val="postupakQGIS"/>
+        <w:pBdr>
+          <w:left w:val="single" w:sz="18" w:space="4" w:color="0070C0"/>
+        </w:pBdr>
+        <w:ind w:left="567"/>
+      </w:pPr>
+      <w:r>
+        <w:t>END</w:t>
+      </w:r>
+    </w:p>
+    <w:p>
+      <w:pPr>
         <w:pStyle w:val="StandardWeb"/>
         <w:rPr>
-          <w:rStyle w:val="HTML-kod"/>
-          <w:rFonts w:ascii="Times New Roman" w:eastAsiaTheme="majorEastAsia" w:hAnsi="Times New Roman" w:cs="Times New Roman"/>
-          <w:sz w:val="24"/>
-          <w:szCs w:val="24"/>
-          <w:lang w:val="en-GB"/>
-        </w:rPr>
-      </w:pPr>
-      <w:proofErr w:type="gramStart"/>
-      <w:r>
-        <w:rPr>
-          <w:rStyle w:val="HTML-kod"/>
-          <w:rFonts w:ascii="Times New Roman" w:eastAsiaTheme="majorEastAsia" w:hAnsi="Times New Roman" w:cs="Times New Roman"/>
-          <w:sz w:val="24"/>
-          <w:szCs w:val="24"/>
-          <w:lang w:val="en-GB"/>
-        </w:rPr>
-        <w:t>AND  "</w:t>
-      </w:r>
-      <w:proofErr w:type="gramEnd"/>
-      <w:r>
-        <w:rPr>
-          <w:rStyle w:val="HTML-kod"/>
-          <w:rFonts w:ascii="Times New Roman" w:eastAsiaTheme="majorEastAsia" w:hAnsi="Times New Roman" w:cs="Times New Roman"/>
-          <w:sz w:val="24"/>
-          <w:szCs w:val="24"/>
-          <w:lang w:val="en-GB"/>
-        </w:rPr>
-        <w:t>CEI"  &lt;=0.25 THEN 'Low'</w:t>
-      </w:r>
-    </w:p>
-    <w:p>
-      <w:pPr>
-        <w:pStyle w:val="StandardWeb"/>
-        <w:rPr>
-          <w:rStyle w:val="HTML-kod"/>
-          <w:rFonts w:ascii="Times New Roman" w:eastAsiaTheme="majorEastAsia" w:hAnsi="Times New Roman" w:cs="Times New Roman"/>
-          <w:sz w:val="24"/>
-          <w:szCs w:val="24"/>
-          <w:lang w:val="en-GB"/>
-        </w:rPr>
-      </w:pPr>
-      <w:proofErr w:type="gramStart"/>
-      <w:r>
-        <w:rPr>
-          <w:rStyle w:val="HTML-kod"/>
-          <w:rFonts w:ascii="Times New Roman" w:eastAsiaTheme="majorEastAsia" w:hAnsi="Times New Roman" w:cs="Times New Roman"/>
-          <w:sz w:val="24"/>
-          <w:szCs w:val="24"/>
-          <w:lang w:val="en-GB"/>
-        </w:rPr>
-        <w:t>WHEN  "</w:t>
-      </w:r>
-      <w:proofErr w:type="gramEnd"/>
-      <w:r>
-        <w:rPr>
-          <w:rStyle w:val="HTML-kod"/>
-          <w:rFonts w:ascii="Times New Roman" w:eastAsiaTheme="majorEastAsia" w:hAnsi="Times New Roman" w:cs="Times New Roman"/>
-          <w:sz w:val="24"/>
-          <w:szCs w:val="24"/>
-          <w:lang w:val="en-GB"/>
-        </w:rPr>
-        <w:t>CEI"  &gt;0.25</w:t>
-      </w:r>
-    </w:p>
-    <w:p>
-      <w:pPr>
-        <w:pStyle w:val="StandardWeb"/>
-        <w:rPr>
-          <w:rStyle w:val="HTML-kod"/>
-          <w:rFonts w:ascii="Times New Roman" w:eastAsiaTheme="majorEastAsia" w:hAnsi="Times New Roman" w:cs="Times New Roman"/>
-          <w:sz w:val="24"/>
-          <w:szCs w:val="24"/>
-          <w:lang w:val="en-GB"/>
-        </w:rPr>
-      </w:pPr>
-      <w:proofErr w:type="gramStart"/>
-      <w:r>
-        <w:rPr>
-          <w:rStyle w:val="HTML-kod"/>
-          <w:rFonts w:ascii="Times New Roman" w:eastAsiaTheme="majorEastAsia" w:hAnsi="Times New Roman" w:cs="Times New Roman"/>
-          <w:sz w:val="24"/>
-          <w:szCs w:val="24"/>
-          <w:lang w:val="en-GB"/>
-        </w:rPr>
-        <w:t>AND  "</w:t>
-      </w:r>
-      <w:proofErr w:type="gramEnd"/>
-      <w:r>
-        <w:rPr>
-          <w:rStyle w:val="HTML-kod"/>
-          <w:rFonts w:ascii="Times New Roman" w:eastAsiaTheme="majorEastAsia" w:hAnsi="Times New Roman" w:cs="Times New Roman"/>
-          <w:sz w:val="24"/>
-          <w:szCs w:val="24"/>
-          <w:lang w:val="en-GB"/>
-        </w:rPr>
-        <w:t>CEI"  &lt;=0.50 THEN 'Moderate'</w:t>
-      </w:r>
-    </w:p>
-    <w:p>
-      <w:pPr>
-        <w:pStyle w:val="StandardWeb"/>
-        <w:rPr>
-          <w:rStyle w:val="HTML-kod"/>
-          <w:rFonts w:ascii="Times New Roman" w:eastAsiaTheme="majorEastAsia" w:hAnsi="Times New Roman" w:cs="Times New Roman"/>
-          <w:sz w:val="24"/>
-          <w:szCs w:val="24"/>
-          <w:lang w:val="en-GB"/>
-        </w:rPr>
-      </w:pPr>
-      <w:proofErr w:type="gramStart"/>
-      <w:r>
-        <w:rPr>
-          <w:rStyle w:val="HTML-kod"/>
-          <w:rFonts w:ascii="Times New Roman" w:eastAsiaTheme="majorEastAsia" w:hAnsi="Times New Roman" w:cs="Times New Roman"/>
-          <w:sz w:val="24"/>
-          <w:szCs w:val="24"/>
-          <w:lang w:val="en-GB"/>
-        </w:rPr>
-        <w:t>WHEN  "</w:t>
-      </w:r>
-      <w:proofErr w:type="gramEnd"/>
-      <w:r>
-        <w:rPr>
-          <w:rStyle w:val="HTML-kod"/>
-          <w:rFonts w:ascii="Times New Roman" w:eastAsiaTheme="majorEastAsia" w:hAnsi="Times New Roman" w:cs="Times New Roman"/>
-          <w:sz w:val="24"/>
-          <w:szCs w:val="24"/>
-          <w:lang w:val="en-GB"/>
-        </w:rPr>
-        <w:t>CEI"  &gt;0.50</w:t>
-      </w:r>
-    </w:p>
-    <w:p>
-      <w:pPr>
-        <w:pStyle w:val="StandardWeb"/>
-        <w:rPr>
-          <w:rStyle w:val="HTML-kod"/>
-          <w:rFonts w:ascii="Times New Roman" w:eastAsiaTheme="majorEastAsia" w:hAnsi="Times New Roman" w:cs="Times New Roman"/>
-          <w:sz w:val="24"/>
-          <w:szCs w:val="24"/>
-          <w:lang w:val="en-GB"/>
-        </w:rPr>
-      </w:pPr>
-      <w:proofErr w:type="gramStart"/>
-      <w:r>
-        <w:rPr>
-          <w:rStyle w:val="HTML-kod"/>
-          <w:rFonts w:ascii="Times New Roman" w:eastAsiaTheme="majorEastAsia" w:hAnsi="Times New Roman" w:cs="Times New Roman"/>
-          <w:sz w:val="24"/>
-          <w:szCs w:val="24"/>
-          <w:lang w:val="en-GB"/>
-        </w:rPr>
-        <w:t>AND  "</w:t>
-      </w:r>
-      <w:proofErr w:type="gramEnd"/>
-      <w:r>
-        <w:rPr>
-          <w:rStyle w:val="HTML-kod"/>
-          <w:rFonts w:ascii="Times New Roman" w:eastAsiaTheme="majorEastAsia" w:hAnsi="Times New Roman" w:cs="Times New Roman"/>
-          <w:sz w:val="24"/>
-          <w:szCs w:val="24"/>
-          <w:lang w:val="en-GB"/>
-        </w:rPr>
-        <w:t>CEI" &lt;0.75 THEN 'High'</w:t>
-      </w:r>
-    </w:p>
-    <w:p>
-      <w:pPr>
-        <w:pStyle w:val="StandardWeb"/>
-        <w:rPr>
-          <w:rStyle w:val="HTML-kod"/>
-          <w:rFonts w:ascii="Times New Roman" w:eastAsiaTheme="majorEastAsia" w:hAnsi="Times New Roman" w:cs="Times New Roman"/>
-          <w:sz w:val="24"/>
-          <w:szCs w:val="24"/>
-          <w:lang w:val="en-GB"/>
-        </w:rPr>
-      </w:pPr>
-      <w:proofErr w:type="gramStart"/>
-      <w:r>
-        <w:rPr>
-          <w:rStyle w:val="HTML-kod"/>
-          <w:rFonts w:ascii="Times New Roman" w:eastAsiaTheme="majorEastAsia" w:hAnsi="Times New Roman" w:cs="Times New Roman"/>
-          <w:sz w:val="24"/>
-          <w:szCs w:val="24"/>
-          <w:lang w:val="en-GB"/>
-        </w:rPr>
-        <w:t>WHEN  "</w:t>
-      </w:r>
-      <w:proofErr w:type="gramEnd"/>
-      <w:r>
-        <w:rPr>
-          <w:rStyle w:val="HTML-kod"/>
-          <w:rFonts w:ascii="Times New Roman" w:eastAsiaTheme="majorEastAsia" w:hAnsi="Times New Roman" w:cs="Times New Roman"/>
-          <w:sz w:val="24"/>
-          <w:szCs w:val="24"/>
-          <w:lang w:val="en-GB"/>
-        </w:rPr>
-        <w:t>CEI"  &gt;=0.75 THEN 'Critical'</w:t>
-      </w:r>
-    </w:p>
-    <w:p>
-      <w:pPr>
-        <w:pStyle w:val="StandardWeb"/>
-        <w:rPr>
-          <w:lang w:val="en-GB"/>
-        </w:rPr>
-      </w:pPr>
-      <w:r>
-        <w:rPr>
-          <w:rStyle w:val="HTML-kod"/>
-          <w:rFonts w:ascii="Times New Roman" w:eastAsiaTheme="majorEastAsia" w:hAnsi="Times New Roman" w:cs="Times New Roman"/>
-          <w:sz w:val="24"/>
-          <w:szCs w:val="24"/>
-          <w:lang w:val="en-GB"/>
-        </w:rPr>
-        <w:t>END</w:t>
-      </w:r>
-    </w:p>
-    <w:p>
-      <w:pPr>
-        <w:pStyle w:val="StandardWeb"/>
-        <w:rPr>
-          <w:lang w:val="en-GB"/>
-        </w:rPr>
-      </w:pPr>
-    </w:p>
-    <w:p>
-      <w:pPr>
-        <w:pStyle w:val="Naslov3"/>
-      </w:pPr>
-      <w:r>
-        <w:t>Seasonal replication</w:t>
-      </w:r>
-    </w:p>
-    <w:p>
-      <w:pPr>
-        <w:pStyle w:val="StandardWeb"/>
-        <w:rPr>
-          <w:lang w:val="en-GB"/>
-        </w:rPr>
-      </w:pPr>
-      <w:r>
-        <w:rPr>
-          <w:lang w:val="en-GB"/>
-        </w:rPr>
-        <w:t xml:space="preserve">The entire workflow described in Sections V and VI was subsequently repeated using the </w:t>
-      </w:r>
-      <w:r>
-        <w:rPr>
-          <w:rStyle w:val="Naglaeno"/>
-          <w:rFonts w:ascii="Times New Roman" w:hAnsi="Times New Roman"/>
-          <w:sz w:val="24"/>
-          <w:lang w:val="en-GB"/>
-        </w:rPr>
-        <w:t>winter recreational traffic raster</w:t>
-      </w:r>
-      <w:r>
-        <w:rPr>
-          <w:lang w:val="en-GB"/>
-        </w:rPr>
-        <w:t xml:space="preserve"> (</w:t>
-      </w:r>
-      <w:r>
-        <w:rPr>
-          <w:rStyle w:val="HTML-kod"/>
-          <w:rFonts w:ascii="Times New Roman" w:eastAsiaTheme="majorEastAsia" w:hAnsi="Times New Roman" w:cs="Times New Roman"/>
-          <w:sz w:val="24"/>
-          <w:szCs w:val="24"/>
-          <w:lang w:val="en-GB"/>
-        </w:rPr>
-        <w:t>Traffic_winter_3035.tif</w:t>
-      </w:r>
-      <w:r>
-        <w:rPr>
-          <w:lang w:val="en-GB"/>
-        </w:rPr>
-        <w:t>) while keeping all other input layers and processing parameters unchanged. This produced an equivalent set of winter outputs (</w:t>
-      </w:r>
-      <w:proofErr w:type="spellStart"/>
-      <w:r>
-        <w:rPr>
-          <w:rStyle w:val="HTML-kod"/>
-          <w:rFonts w:ascii="Times New Roman" w:eastAsiaTheme="majorEastAsia" w:hAnsi="Times New Roman" w:cs="Times New Roman"/>
-          <w:sz w:val="24"/>
-          <w:szCs w:val="24"/>
-          <w:lang w:val="en-GB"/>
-        </w:rPr>
-        <w:t>tr_mean</w:t>
-      </w:r>
-      <w:proofErr w:type="spellEnd"/>
-      <w:r>
-        <w:rPr>
-          <w:lang w:val="en-GB"/>
-        </w:rPr>
-        <w:t xml:space="preserve">, </w:t>
-      </w:r>
-      <w:proofErr w:type="spellStart"/>
-      <w:r>
-        <w:rPr>
-          <w:rStyle w:val="HTML-kod"/>
-          <w:rFonts w:ascii="Times New Roman" w:eastAsiaTheme="majorEastAsia" w:hAnsi="Times New Roman" w:cs="Times New Roman"/>
-          <w:sz w:val="24"/>
-          <w:szCs w:val="24"/>
-          <w:lang w:val="en-GB"/>
-        </w:rPr>
-        <w:t>tr_log</w:t>
-      </w:r>
-      <w:proofErr w:type="spellEnd"/>
-      <w:r>
-        <w:rPr>
-          <w:lang w:val="en-GB"/>
-        </w:rPr>
-        <w:t xml:space="preserve">, </w:t>
-      </w:r>
-      <w:proofErr w:type="spellStart"/>
-      <w:r>
-        <w:rPr>
-          <w:rStyle w:val="HTML-kod"/>
-          <w:rFonts w:ascii="Times New Roman" w:eastAsiaTheme="majorEastAsia" w:hAnsi="Times New Roman" w:cs="Times New Roman"/>
-          <w:sz w:val="24"/>
-          <w:szCs w:val="24"/>
-          <w:lang w:val="en-GB"/>
-        </w:rPr>
-        <w:t>tr_norm</w:t>
-      </w:r>
-      <w:proofErr w:type="spellEnd"/>
-      <w:r>
-        <w:rPr>
-          <w:lang w:val="en-GB"/>
-        </w:rPr>
-        <w:t xml:space="preserve">, </w:t>
-      </w:r>
-      <w:r>
-        <w:rPr>
-          <w:rStyle w:val="HTML-kod"/>
-          <w:rFonts w:ascii="Times New Roman" w:eastAsiaTheme="majorEastAsia" w:hAnsi="Times New Roman" w:cs="Times New Roman"/>
-          <w:sz w:val="24"/>
-          <w:szCs w:val="24"/>
-          <w:lang w:val="en-GB"/>
-        </w:rPr>
-        <w:t>CEI</w:t>
-      </w:r>
-      <w:r>
-        <w:rPr>
-          <w:lang w:val="en-GB"/>
-        </w:rPr>
-        <w:t xml:space="preserve">, and </w:t>
-      </w:r>
-      <w:proofErr w:type="spellStart"/>
-      <w:r>
-        <w:rPr>
-          <w:rStyle w:val="HTML-kod"/>
-          <w:rFonts w:ascii="Times New Roman" w:eastAsiaTheme="majorEastAsia" w:hAnsi="Times New Roman" w:cs="Times New Roman"/>
-          <w:sz w:val="24"/>
-          <w:szCs w:val="24"/>
-          <w:lang w:val="en-GB"/>
-        </w:rPr>
-        <w:t>Exposure_Class</w:t>
-      </w:r>
-      <w:proofErr w:type="spellEnd"/>
-      <w:r>
-        <w:rPr>
-          <w:lang w:val="en-GB"/>
-        </w:rPr>
-        <w:t>) enabling direct seasonal comparison between summer and winter exposure patterns.</w:t>
-      </w:r>
+          <w:lang w:val="en-GB"/>
+        </w:rPr>
+      </w:pPr>
     </w:p>
     <w:p>
       <w:pPr>
         <w:pStyle w:val="Naslov2"/>
-        <w:rPr>
-          <w:sz w:val="36"/>
-          <w:szCs w:val="36"/>
-        </w:rPr>
-      </w:pPr>
-      <w:r>
-        <w:t xml:space="preserve">Export for </w:t>
-      </w:r>
-      <w:bookmarkStart w:id="1" w:name="_GoBack"/>
-      <w:bookmarkEnd w:id="1"/>
-      <w:r>
-        <w:t>statistical analyses</w:t>
+      </w:pPr>
+      <w:r>
+        <w:t>Export for statistical analyses</w:t>
       </w:r>
     </w:p>
     <w:p>
@@ -11488,7 +11518,6 @@
     </w:p>
     <w:p>
       <w:pPr>
-        <w:pStyle w:val="StandardWeb"/>
         <w:rPr>
           <w:lang w:val="en-GB"/>
         </w:rPr>
@@ -16513,7 +16542,7 @@
 </file>
 
 <file path=customXml/itemProps4.xml><?xml version="1.0" encoding="utf-8"?>
-<ds:datastoreItem xmlns:ds="http://schemas.openxmlformats.org/officeDocument/2006/customXml" ds:itemID="{B9CF3744-BED6-4D42-9A0A-A91F293754EF}">
+<ds:datastoreItem xmlns:ds="http://schemas.openxmlformats.org/officeDocument/2006/customXml" ds:itemID="{3348E0A1-1695-41AC-9FB1-AE914CC17859}">
   <ds:schemaRefs>
     <ds:schemaRef ds:uri="http://schemas.openxmlformats.org/officeDocument/2006/bibliography"/>
   </ds:schemaRefs>
